--- a/Omar Chat App/CEN306_OMAR_Chat_Project_Report.docx
+++ b/Omar Chat App/CEN306_OMAR_Chat_Project_Report.docx
@@ -1517,7 +1517,7 @@
                 <w:sz w:val="20"/>
                 <w:szCs w:val="20"/>
               </w:rPr>
-              <w:t xml:space="preserve">[Add repository URL]</w:t>
+              <w:t xml:space="preserve">https://github.com/om-ar-123/ChatApplication-Whatsapp-style.git</w:t>
             </w:r>
           </w:p>
         </w:tc>
@@ -1593,7 +1593,7 @@
                 <w:sz w:val="20"/>
                 <w:szCs w:val="20"/>
               </w:rPr>
-              <w:t xml:space="preserve">[Add YouTube link]</w:t>
+              <w:t xml:space="preserve">https://youtu.be/NMbdp9CBy3g</w:t>
             </w:r>
           </w:p>
         </w:tc>
@@ -38550,7 +38550,7 @@
                 <w:sz w:val="20"/>
                 <w:szCs w:val="20"/>
               </w:rPr>
-              <w:t xml:space="preserve">[Add repository URL]</w:t>
+              <w:t xml:space="preserve">https://github.com/om-ar-123/ChatApplication-Whatsapp-style.git</w:t>
             </w:r>
           </w:p>
         </w:tc>
@@ -38624,7 +38624,7 @@
                 <w:sz w:val="20"/>
                 <w:szCs w:val="20"/>
               </w:rPr>
-              <w:t xml:space="preserve">[Add YouTube URL]</w:t>
+              <w:t xml:space="preserve">https://youtu.be/NMbdp9CBy3g</w:t>
             </w:r>
           </w:p>
         </w:tc>
